--- a/genesis-e4-e3p00/ANEXO_2/anexo_a._analisis_problema_publico_y_estructura_causal.docx
+++ b/genesis-e4-e3p00/ANEXO_2/anexo_a._analisis_problema_publico_y_estructura_causal.docx
@@ -30,7 +30,7 @@
           <w:i w:val="0"/>
           <w:sz w:val="22"/>
         </w:rPr>
-        <w:t>Nombre del proyecto: Implementación de una red IoT híbrida Edge-Cloud y gemelo digital para la gestión anticipada del riesgo por material particulado posterremoto en Caldas, Cundinamarca y Valle del Cauca</w:t>
+        <w:t>Nombre del proyecto: Implementación de una red IoT híbrida Edge-Cloud y de un gemelo digital predictivo de demolición para la gestión anticipada del riesgo por material particulado posterremoto en Caldas, Cundinamarca y Valle del Cauca</w:t>
       </w:r>
     </w:p>
     <w:sdt>
@@ -149,7 +149,7 @@
               <w:tab/>
             </w:r>
             <w:r>
-              <w:t>11</w:t>
+              <w:t>12</w:t>
             </w:r>
           </w:hyperlink>
         </w:p>
@@ -168,7 +168,7 @@
               <w:tab/>
             </w:r>
             <w:r>
-              <w:t>23</w:t>
+              <w:t>24</w:t>
             </w:r>
           </w:hyperlink>
         </w:p>
@@ -187,7 +187,7 @@
               <w:tab/>
             </w:r>
             <w:r>
-              <w:t>27</w:t>
+              <w:t>28</w:t>
             </w:r>
           </w:hyperlink>
         </w:p>
@@ -206,7 +206,7 @@
               <w:tab/>
             </w:r>
             <w:r>
-              <w:t>29</w:t>
+              <w:t>30</w:t>
             </w:r>
           </w:hyperlink>
         </w:p>
@@ -225,7 +225,7 @@
               <w:tab/>
             </w:r>
             <w:r>
-              <w:t>30</w:t>
+              <w:t>31</w:t>
             </w:r>
           </w:hyperlink>
         </w:p>
@@ -244,7 +244,7 @@
               <w:tab/>
             </w:r>
             <w:r>
-              <w:t>36</w:t>
+              <w:t>37</w:t>
             </w:r>
           </w:hyperlink>
         </w:p>
@@ -263,7 +263,7 @@
               <w:tab/>
             </w:r>
             <w:r>
-              <w:t>40</w:t>
+              <w:t>41</w:t>
             </w:r>
           </w:hyperlink>
         </w:p>
@@ -282,7 +282,7 @@
               <w:tab/>
             </w:r>
             <w:r>
-              <w:t>43</w:t>
+              <w:t>46</w:t>
             </w:r>
           </w:hyperlink>
         </w:p>
@@ -301,7 +301,7 @@
               <w:tab/>
             </w:r>
             <w:r>
-              <w:t>45</w:t>
+              <w:t>48</w:t>
             </w:r>
           </w:hyperlink>
         </w:p>
@@ -511,7 +511,7 @@
           <w:fldChar w:fldCharType="separate"/>
         </w:r>
         <w:r>
-          <w:t>9</w:t>
+          <w:t>10</w:t>
         </w:r>
         <w:r>
           <w:fldChar w:fldCharType="end"/>
@@ -643,7 +643,7 @@
           <w:fldChar w:fldCharType="separate"/>
         </w:r>
         <w:r>
-          <w:t>14</w:t>
+          <w:t>15</w:t>
         </w:r>
         <w:r>
           <w:fldChar w:fldCharType="end"/>
@@ -676,7 +676,7 @@
           <w:fldChar w:fldCharType="separate"/>
         </w:r>
         <w:r>
-          <w:t>16</w:t>
+          <w:t>17</w:t>
         </w:r>
         <w:r>
           <w:fldChar w:fldCharType="end"/>
@@ -709,7 +709,7 @@
           <w:fldChar w:fldCharType="separate"/>
         </w:r>
         <w:r>
-          <w:t>17</w:t>
+          <w:t>18</w:t>
         </w:r>
         <w:r>
           <w:fldChar w:fldCharType="end"/>
@@ -742,7 +742,7 @@
           <w:fldChar w:fldCharType="separate"/>
         </w:r>
         <w:r>
-          <w:t>19</w:t>
+          <w:t>20</w:t>
         </w:r>
         <w:r>
           <w:fldChar w:fldCharType="end"/>
@@ -775,7 +775,7 @@
           <w:fldChar w:fldCharType="separate"/>
         </w:r>
         <w:r>
-          <w:t>24</w:t>
+          <w:t>25</w:t>
         </w:r>
         <w:r>
           <w:fldChar w:fldCharType="end"/>
@@ -808,7 +808,7 @@
           <w:fldChar w:fldCharType="separate"/>
         </w:r>
         <w:r>
-          <w:t>25</w:t>
+          <w:t>26</w:t>
         </w:r>
         <w:r>
           <w:fldChar w:fldCharType="end"/>
@@ -841,7 +841,7 @@
           <w:fldChar w:fldCharType="separate"/>
         </w:r>
         <w:r>
-          <w:t>26</w:t>
+          <w:t>27</w:t>
         </w:r>
         <w:r>
           <w:fldChar w:fldCharType="end"/>
@@ -874,7 +874,7 @@
           <w:fldChar w:fldCharType="separate"/>
         </w:r>
         <w:r>
-          <w:t>27</w:t>
+          <w:t>28</w:t>
         </w:r>
         <w:r>
           <w:fldChar w:fldCharType="end"/>
@@ -907,7 +907,7 @@
           <w:fldChar w:fldCharType="separate"/>
         </w:r>
         <w:r>
-          <w:t>27</w:t>
+          <w:t>28</w:t>
         </w:r>
         <w:r>
           <w:fldChar w:fldCharType="end"/>
@@ -940,7 +940,7 @@
           <w:fldChar w:fldCharType="separate"/>
         </w:r>
         <w:r>
-          <w:t>29</w:t>
+          <w:t>30</w:t>
         </w:r>
         <w:r>
           <w:fldChar w:fldCharType="end"/>
@@ -973,7 +973,7 @@
           <w:fldChar w:fldCharType="separate"/>
         </w:r>
         <w:r>
-          <w:t>29</w:t>
+          <w:t>30</w:t>
         </w:r>
         <w:r>
           <w:fldChar w:fldCharType="end"/>
@@ -1006,7 +1006,7 @@
           <w:fldChar w:fldCharType="separate"/>
         </w:r>
         <w:r>
-          <w:t>30</w:t>
+          <w:t>31</w:t>
         </w:r>
         <w:r>
           <w:fldChar w:fldCharType="end"/>
@@ -1039,7 +1039,7 @@
           <w:fldChar w:fldCharType="separate"/>
         </w:r>
         <w:r>
-          <w:t>32</w:t>
+          <w:t>33</w:t>
         </w:r>
         <w:r>
           <w:fldChar w:fldCharType="end"/>
@@ -1072,7 +1072,7 @@
           <w:fldChar w:fldCharType="separate"/>
         </w:r>
         <w:r>
-          <w:t>35</w:t>
+          <w:t>36</w:t>
         </w:r>
         <w:r>
           <w:fldChar w:fldCharType="end"/>
@@ -1105,7 +1105,7 @@
           <w:fldChar w:fldCharType="separate"/>
         </w:r>
         <w:r>
-          <w:t>36</w:t>
+          <w:t>37</w:t>
         </w:r>
         <w:r>
           <w:fldChar w:fldCharType="end"/>
@@ -1138,7 +1138,7 @@
           <w:fldChar w:fldCharType="separate"/>
         </w:r>
         <w:r>
-          <w:t>36</w:t>
+          <w:t>37</w:t>
         </w:r>
         <w:r>
           <w:fldChar w:fldCharType="end"/>
@@ -1171,7 +1171,7 @@
           <w:fldChar w:fldCharType="separate"/>
         </w:r>
         <w:r>
-          <w:t>37</w:t>
+          <w:t>38</w:t>
         </w:r>
         <w:r>
           <w:fldChar w:fldCharType="end"/>
@@ -1204,7 +1204,7 @@
           <w:fldChar w:fldCharType="separate"/>
         </w:r>
         <w:r>
-          <w:t>39</w:t>
+          <w:t>40</w:t>
         </w:r>
         <w:r>
           <w:fldChar w:fldCharType="end"/>
@@ -1237,7 +1237,7 @@
           <w:fldChar w:fldCharType="separate"/>
         </w:r>
         <w:r>
-          <w:t>40</w:t>
+          <w:t>41</w:t>
         </w:r>
         <w:r>
           <w:fldChar w:fldCharType="end"/>
@@ -1270,7 +1270,7 @@
           <w:fldChar w:fldCharType="separate"/>
         </w:r>
         <w:r>
-          <w:t>41</w:t>
+          <w:t>42</w:t>
         </w:r>
         <w:r>
           <w:fldChar w:fldCharType="end"/>
@@ -1303,7 +1303,7 @@
           <w:fldChar w:fldCharType="separate"/>
         </w:r>
         <w:r>
-          <w:t>43</w:t>
+          <w:t>45</w:t>
         </w:r>
         <w:r>
           <w:fldChar w:fldCharType="end"/>
@@ -1336,7 +1336,7 @@
           <w:fldChar w:fldCharType="separate"/>
         </w:r>
         <w:r>
-          <w:t>44</w:t>
+          <w:t>47</w:t>
         </w:r>
         <w:r>
           <w:fldChar w:fldCharType="end"/>
@@ -1410,7 +1410,7 @@
           <w:fldChar w:fldCharType="separate"/>
         </w:r>
         <w:r>
-          <w:t>15</w:t>
+          <w:t>16</w:t>
         </w:r>
         <w:r>
           <w:fldChar w:fldCharType="end"/>
@@ -1443,7 +1443,7 @@
           <w:fldChar w:fldCharType="separate"/>
         </w:r>
         <w:r>
-          <w:t>17</w:t>
+          <w:t>18</w:t>
         </w:r>
         <w:r>
           <w:fldChar w:fldCharType="end"/>
@@ -1476,7 +1476,7 @@
           <w:fldChar w:fldCharType="separate"/>
         </w:r>
         <w:r>
-          <w:t>24</w:t>
+          <w:t>25</w:t>
         </w:r>
         <w:r>
           <w:fldChar w:fldCharType="end"/>
@@ -1509,7 +1509,7 @@
           <w:fldChar w:fldCharType="separate"/>
         </w:r>
         <w:r>
-          <w:t>34</w:t>
+          <w:t>35</w:t>
         </w:r>
         <w:r>
           <w:fldChar w:fldCharType="end"/>
@@ -1542,7 +1542,7 @@
           <w:fldChar w:fldCharType="separate"/>
         </w:r>
         <w:r>
-          <w:t>38</w:t>
+          <w:t>39</w:t>
         </w:r>
         <w:r>
           <w:fldChar w:fldCharType="end"/>
@@ -1560,7 +1560,7 @@
       </w:pPr>
       <w:hyperlink w:anchor="rot_Figura_A_7" w:history="1">
         <w:r>
-          <w:t xml:space="preserve">Figura A.7. Tres cadenas llevan de los productos al uso y a la continuidad, y el proyecto se compromete hasta los resultados</w:t>
+          <w:t xml:space="preserve">Figura A.7. Cuatro cadenas llevan de los productos al uso y a la continuidad, y el proyecto se compromete hasta los resultados</w:t>
         </w:r>
         <w:r>
           <w:tab/>
@@ -1575,7 +1575,7 @@
           <w:fldChar w:fldCharType="separate"/>
         </w:r>
         <w:r>
-          <w:t>42</w:t>
+          <w:t>44</w:t>
         </w:r>
         <w:r>
           <w:fldChar w:fldCharType="end"/>
@@ -1824,7 +1824,7 @@
         <w:t xml:space="preserve">Unidad Nacional para la Gestión del Riesgo de Desastres.</w:t>
       </w:r>
     </w:p>
-    <w:bookmarkStart w:id="74" w:name="Xb8f5d328cc3560a4774dbf216897d0878bba65d"/>
+    <w:bookmarkStart w:id="75" w:name="Xb8f5d328cc3560a4774dbf216897d0878bba65d"/>
     <w:p>
       <w:pPr>
         <w:pStyle w:val="Heading1"/>
@@ -1872,7 +1872,23 @@
         <w:pStyle w:val="BodyText"/>
       </w:pPr>
       <w:r>
-        <w:t xml:space="preserve">La segunda regla se refiere al origen de los valores. Los valores de influencia son juicios de formulación, cada uno con su mecanismo, su explicación rival y su nivel de confianza. Ningún panel externo los ha adjudicado. La sección A.11 propone la ruta para hacerlo. La Tabla A.1 relaciona cada apartado con la sección del Anexo 2 que lo usa.</w:t>
+        <w:t xml:space="preserve">La segunda regla se refiere al origen de los valores. Los valores de influencia son juicios de formulación, cada uno con su mecanismo, su explicación rival y su nivel de confianza. Ningún panel externo los ha adjudicado. La sección A.11 propone la ruta para hacerlo.</w:t>
+      </w:r>
+    </w:p>
+    <w:p>
+      <w:pPr>
+        <w:pStyle w:val="BodyText"/>
+      </w:pPr>
+      <w:r>
+        <w:t xml:space="preserve">El análisis estructural cubre el problema de medición, con quince variables. El laboratorio de modelación atiende una brecha complementaria de predicción, que la sección 5.2.2 del Anexo 2 describe y que no integra la matriz. La subsección A.10.3 trata su teoría del cambio y sus supuestos críticos. No se le asignan fichas ni valores de influencia.</w:t>
+      </w:r>
+    </w:p>
+    <w:p>
+      <w:pPr>
+        <w:pStyle w:val="BodyText"/>
+      </w:pPr>
+      <w:r>
+        <w:t xml:space="preserve">La Tabla A.1 relaciona cada apartado con la sección del Anexo 2 que lo usa.</w:t>
       </w:r>
     </w:p>
     <w:p>
@@ -2828,7 +2844,7 @@
         <w:pStyle w:val="BodyText"/>
       </w:pPr>
       <w:r>
-        <w:t xml:space="preserve">El problema se representa como una limitación técnica de medición y de comunicaciones. Tres supuestos sostienen esa representación. La causa principal es metrológica y energética. La respuesta es tecnológica. Y los comités adoptan el tablero mientras una entidad custodia la red. Quedan sin problematizar cuatro asuntos. Son la emisión en la fuente, las acciones que activa la alerta y el umbral normativo aplicable. Es también la responsabilidad de contratistas y administradoras de riesgos laborales (ARL).</w:t>
+        <w:t xml:space="preserve">El problema se representa como una limitación técnica de medición y de comunicaciones. Tres supuestos sostienen esa representación. La causa principal es metrológica y energética. La respuesta es tecnológica. Y los comités adoptan el tablero mientras una entidad custodia la red. Quedan sin problematizar cuatro asuntos. Son la emisión en la fuente, las acciones que activa la alerta y el umbral normativo aplicable. Es también la responsabilidad de contratistas y administradoras de riesgos laborales (ARL). La emisión en la fuente deja de estar del todo sin problematizar, porque el gemelo predictivo la estima antes de una demolición. El proyecto no la controla.</w:t>
       </w:r>
     </w:p>
     <w:p>
@@ -3040,7 +3056,7 @@
               <w:jc w:val="left"/>
             </w:pPr>
             <w:r>
-              <w:t xml:space="preserve">Fuera del alcance. La medición verificada es condición previa de cualquier estimación de exposición</w:t>
+              <w:t xml:space="preserve">Fuera del alcance en cuanto a ejecutar el control. El gemelo predictivo incorpora la estimación previa de la exposición en demoliciones (A.10.3). La medición verificada es condición previa de cualquier estimación de exposición</w:t>
             </w:r>
           </w:p>
         </w:tc>
@@ -37041,7 +37057,7 @@
         <w:t xml:space="preserve"> </w:t>
       </w:r>
       <w:r>
-        <w:t xml:space="preserve">Su construcción exigiría otro problema central, la exposición, y ese árbol no se construyó.</w:t>
+        <w:t xml:space="preserve">Su construcción exigiría otro problema central, la exposición, y ese árbol no se construyó. El gemelo predictivo incorpora la estimación previa de ese marco sin cambiar el árbol (A.10.3).</w:t>
       </w:r>
     </w:p>
     <w:p>
@@ -37089,7 +37105,7 @@
       </w:r>
     </w:p>
     <w:bookmarkEnd w:id="66"/>
-    <w:bookmarkStart w:id="72" w:name="X8c0e5999b4f082f0f81a7e3a244c2d7f84dead7"/>
+    <w:bookmarkStart w:id="73" w:name="X8c0e5999b4f082f0f81a7e3a244c2d7f84dead7"/>
     <w:p>
       <w:pPr>
         <w:pStyle w:val="Heading2"/>
@@ -37161,8 +37177,8 @@
       </w:tblPr>
       <w:tblGrid>
         <w:gridCol w:w="1244"/>
-        <w:gridCol w:w="4480"/>
-        <w:gridCol w:w="4230"/>
+        <w:gridCol w:w="4397"/>
+        <w:gridCol w:w="4313"/>
       </w:tblGrid>
       <w:tr>
         <w:trPr>
@@ -37194,7 +37210,7 @@
         </w:tc>
         <w:tc>
           <w:tcPr>
-            <w:tcW w:w="4480" w:type="dxa"/>
+            <w:tcW w:w="4397" w:type="dxa"/>
             <w:tcBorders>
               <w:bottom w:val="single" w:sz="12" w:space="0" w:color="6699CC"/>
             </w:tcBorders>
@@ -37216,7 +37232,7 @@
         </w:tc>
         <w:tc>
           <w:tcPr>
-            <w:tcW w:w="4230" w:type="dxa"/>
+            <w:tcW w:w="4313" w:type="dxa"/>
             <w:tcBorders>
               <w:bottom w:val="single" w:sz="12" w:space="0" w:color="6699CC"/>
             </w:tcBorders>
@@ -37257,7 +37273,7 @@
         </w:tc>
         <w:tc>
           <w:tcPr>
-            <w:tcW w:w="4480" w:type="dxa"/>
+            <w:tcW w:w="4397" w:type="dxa"/>
           </w:tcPr>
           <w:p>
             <w:pPr>
@@ -37271,7 +37287,7 @@
         </w:tc>
         <w:tc>
           <w:tcPr>
-            <w:tcW w:w="4230" w:type="dxa"/>
+            <w:tcW w:w="4313" w:type="dxa"/>
           </w:tcPr>
           <w:p>
             <w:pPr>
@@ -37305,7 +37321,7 @@
         </w:tc>
         <w:tc>
           <w:tcPr>
-            <w:tcW w:w="4480" w:type="dxa"/>
+            <w:tcW w:w="4397" w:type="dxa"/>
             <w:shd w:val="clear" w:color="auto" w:fill="F7F7F7"/>
           </w:tcPr>
           <w:p>
@@ -37320,7 +37336,7 @@
         </w:tc>
         <w:tc>
           <w:tcPr>
-            <w:tcW w:w="4230" w:type="dxa"/>
+            <w:tcW w:w="4313" w:type="dxa"/>
             <w:shd w:val="clear" w:color="auto" w:fill="F7F7F7"/>
           </w:tcPr>
           <w:p>
@@ -37354,7 +37370,7 @@
         </w:tc>
         <w:tc>
           <w:tcPr>
-            <w:tcW w:w="4480" w:type="dxa"/>
+            <w:tcW w:w="4397" w:type="dxa"/>
           </w:tcPr>
           <w:p>
             <w:pPr>
@@ -37368,7 +37384,7 @@
         </w:tc>
         <w:tc>
           <w:tcPr>
-            <w:tcW w:w="4230" w:type="dxa"/>
+            <w:tcW w:w="4313" w:type="dxa"/>
           </w:tcPr>
           <w:p>
             <w:pPr>
@@ -37402,7 +37418,7 @@
         </w:tc>
         <w:tc>
           <w:tcPr>
-            <w:tcW w:w="4480" w:type="dxa"/>
+            <w:tcW w:w="4397" w:type="dxa"/>
             <w:shd w:val="clear" w:color="auto" w:fill="F7F7F7"/>
           </w:tcPr>
           <w:p>
@@ -37417,7 +37433,7 @@
         </w:tc>
         <w:tc>
           <w:tcPr>
-            <w:tcW w:w="4230" w:type="dxa"/>
+            <w:tcW w:w="4313" w:type="dxa"/>
             <w:shd w:val="clear" w:color="auto" w:fill="F7F7F7"/>
           </w:tcPr>
           <w:p>
@@ -37451,7 +37467,7 @@
         </w:tc>
         <w:tc>
           <w:tcPr>
-            <w:tcW w:w="4480" w:type="dxa"/>
+            <w:tcW w:w="4397" w:type="dxa"/>
           </w:tcPr>
           <w:p>
             <w:pPr>
@@ -37465,7 +37481,7 @@
         </w:tc>
         <w:tc>
           <w:tcPr>
-            <w:tcW w:w="4230" w:type="dxa"/>
+            <w:tcW w:w="4313" w:type="dxa"/>
           </w:tcPr>
           <w:p>
             <w:pPr>
@@ -37500,7 +37516,7 @@
         </w:tc>
         <w:tc>
           <w:tcPr>
-            <w:tcW w:w="4480" w:type="dxa"/>
+            <w:tcW w:w="4397" w:type="dxa"/>
             <w:shd w:val="clear" w:color="auto" w:fill="F7F7F7"/>
           </w:tcPr>
           <w:p>
@@ -37516,7 +37532,7 @@
         </w:tc>
         <w:tc>
           <w:tcPr>
-            <w:tcW w:w="4230" w:type="dxa"/>
+            <w:tcW w:w="4313" w:type="dxa"/>
             <w:shd w:val="clear" w:color="auto" w:fill="F7F7F7"/>
           </w:tcPr>
           <w:p>
@@ -37526,7 +37542,7 @@
               <w:jc w:val="left"/>
             </w:pPr>
             <w:r>
-              <w:t xml:space="preserve">Marco rival (A.2); no se evalúa con datos</w:t>
+              <w:t xml:space="preserve">Marco rival (A.2); no se evalúa con datos. La estimación previa se incorpora como módulo (A.10.3)</w:t>
             </w:r>
           </w:p>
         </w:tc>
@@ -38256,7 +38272,7 @@
         </w:numPr>
       </w:pPr>
       <w:r>
-        <w:t xml:space="preserve">R5 se combina con R4 si la evidencia de emisión en la fuente muestra que la mayor parte de la exposición es controlable. Esa evidencia no existe todavía.</w:t>
+        <w:t xml:space="preserve">R5 se combina con R4 si la evidencia de emisión en la fuente muestra que la mayor parte de la exposición es controlable. Esa evidencia no existe todavía. Las campañas del laboratorio la producirán para los eventos medidos.</w:t>
       </w:r>
     </w:p>
     <w:p>
@@ -38286,7 +38302,7 @@
         <w:pStyle w:val="FirstParagraph"/>
       </w:pPr>
       <w:r>
-        <w:t xml:space="preserve">La teoría del cambio es anidada. Tiene una versión ejecutiva y una cadena por componente (Funnell y Rogers, 2011). La parte de medición es de dominio complicado y la parte de adopción y custodia es de dominio complejo. Por eso cada componente revisa sus supuestos de manera periódica. La Figura A.7 muestra las tres cadenas: medición, alertas y adopción, y custodia. Los rombos son los cuatro supuestos críticos.</w:t>
+        <w:t xml:space="preserve">La teoría del cambio es anidada. Tiene una versión ejecutiva y una cadena por componente (Funnell y Rogers, 2011). La parte de medición es de dominio complicado y la parte de adopción y custodia es de dominio complejo. Por eso cada componente revisa sus supuestos de manera periódica. La Figura A.7 muestra las cuatro cadenas: medición, alertas y adopción, custodia y predicción. Los rombos son los seis supuestos críticos.</w:t>
       </w:r>
     </w:p>
     <w:p>
@@ -38312,7 +38328,7 @@
           <w:i/>
           <w:iCs/>
         </w:rPr>
-        <w:t xml:space="preserve">Tres cadenas llevan de los productos al uso y a la continuidad, y el proyecto se compromete hasta los resultados</w:t>
+        <w:t xml:space="preserve">Cuatro cadenas llevan de los productos al uso y a la continuidad, y el proyecto se compromete hasta los resultados</w:t>
       </w:r>
     </w:p>
     <w:p>
@@ -38322,7 +38338,7 @@
       <w:r>
         <w:drawing>
           <wp:inline>
-            <wp:extent cx="5579999" cy="4352399"/>
+            <wp:extent cx="5579999" cy="5245199"/>
             <wp:effectExtent b="0" l="0" r="0" t="0"/>
             <wp:docPr descr="" title="" id="69" name="Picture"/>
             <a:graphic>
@@ -38343,7 +38359,7 @@
                   <pic:spPr bwMode="auto">
                     <a:xfrm>
                       <a:off x="0" y="0"/>
-                      <a:ext cx="5579999" cy="4352399"/>
+                      <a:ext cx="5579999" cy="5245199"/>
                     </a:xfrm>
                     <a:prstGeom prst="rect">
                       <a:avLst/>
@@ -38377,7 +38393,7 @@
         <w:t xml:space="preserve"> </w:t>
       </w:r>
       <w:r>
-        <w:t xml:space="preserve">Elaboración propia con las secciones 12, 14 y 17 del Anexo 2. R1 a R5 son los resultados al mes 24 e I1 e I2 los impactos a 12 meses del cierre. SC-1 a SC-4 son los supuestos críticos de la Tabla A.30. La flecha discontinua indica que el uso institucional justifica la custodia. Software: Python 3 y matplotlib.</w:t>
+        <w:t xml:space="preserve">Elaboración propia con las secciones 12, 14 y 17 del Anexo 2. R1 a R7 son los resultados al mes 24 e I1 e I2 los impactos a 12 meses del cierre. SC-1 a SC-6 son los supuestos críticos de la Tabla A.30. La flecha discontinua indica que el uso institucional justifica la custodia. Software: Python 3 y matplotlib.</w:t>
       </w:r>
     </w:p>
     <w:p>
@@ -38385,7 +38401,7 @@
         <w:pStyle w:val="BodyText"/>
       </w:pPr>
       <w:r>
-        <w:t xml:space="preserve">La línea discontinua vertical de la figura es el techo de rendición de cuentas. Los productos y los resultados R1 a R5 quedan bajo el techo: son responsabilidad del proyecto. Los impactos I1 e I2 quedan sobre el techo, porque dependen de decisiones de los comités y de las entidades custodias. El proyecto contribuye a ellos y fija metas con esa condición, como establece la sección 17.</w:t>
+        <w:t xml:space="preserve">La línea discontinua vertical de la figura es el techo de rendición de cuentas. Los productos y los resultados R1 a R7 quedan bajo el techo: son responsabilidad del proyecto. Los impactos I1 e I2 quedan sobre el techo, porque dependen de decisiones de los comités y de las entidades custodias. El proyecto contribuye a ellos y fija metas con esa condición, como establece la sección 17.</w:t>
       </w:r>
     </w:p>
     <w:p>
@@ -38393,7 +38409,7 @@
         <w:pStyle w:val="BodyText"/>
       </w:pPr>
       <w:r>
-        <w:t xml:space="preserve">Cada supuesto crítico tiene un mecanismo y una verificación dentro del proyecto. La Tabla A.30 los presenta. Los cuatro se verifican con criterios que las compuertas C1 y C2 ya aplican antes de liberar cada compra.</w:t>
+        <w:t xml:space="preserve">Cada supuesto crítico tiene un mecanismo y una verificación dentro del proyecto. La Tabla A.30 los presenta. Los cuatro primeros se verifican con criterios que las compuertas C1 y C2 ya aplican antes de liberar cada compra. Los dos últimos se verifican con los hitos H10 y H11, que no liberan compras.</w:t>
       </w:r>
     </w:p>
     <w:p>
@@ -38806,11 +38822,166 @@
           <w:p>
             <w:pPr>
               <w:pStyle w:val="Tabla9"/>
+              <w:jc w:val="left"/>
+            </w:pPr>
+            <w:r>
+              <w:t xml:space="preserve">SC-4. Custodia</w:t>
+            </w:r>
+          </w:p>
+        </w:tc>
+        <w:tc>
+          <w:tcPr>
+            <w:tcW w:w="2008" w:type="dxa"/>
+            <w:shd w:val="clear" w:color="auto" w:fill="F7F7F7"/>
+          </w:tcPr>
+          <w:p>
+            <w:pPr>
+              <w:pStyle w:val="Tabla9"/>
+              <w:jc w:val="left"/>
+            </w:pPr>
+            <w:r>
+              <w:t xml:space="preserve">Al menos un custodio por componente demuestra capacidad de absorción antes de cada tramo</w:t>
+            </w:r>
+          </w:p>
+        </w:tc>
+        <w:tc>
+          <w:tcPr>
+            <w:tcW w:w="2175" w:type="dxa"/>
+            <w:shd w:val="clear" w:color="auto" w:fill="F7F7F7"/>
+          </w:tcPr>
+          <w:p>
+            <w:pPr>
+              <w:pStyle w:val="Tabla9"/>
+              <w:jc w:val="left"/>
+            </w:pPr>
+            <w:r>
+              <w:t xml:space="preserve">El servicio continúa después del mes 24 sin un receptor público único</w:t>
+            </w:r>
+          </w:p>
+        </w:tc>
+        <w:tc>
+          <w:tcPr>
+            <w:tcW w:w="2008" w:type="dxa"/>
+            <w:shd w:val="clear" w:color="auto" w:fill="F7F7F7"/>
+          </w:tcPr>
+          <w:p>
+            <w:pPr>
+              <w:pStyle w:val="Tabla9"/>
+              <w:jc w:val="left"/>
+            </w:pPr>
+            <w:r>
+              <w:t xml:space="preserve">Cada tramo exige presupuesto aprobado, personal designado y competencia jurídica documentada. Sin ellos rige la cláusula de apertura</w:t>
+            </w:r>
+          </w:p>
+        </w:tc>
+        <w:tc>
+          <w:tcPr>
+            <w:tcW w:w="1923" w:type="dxa"/>
+            <w:shd w:val="clear" w:color="auto" w:fill="F7F7F7"/>
+          </w:tcPr>
+          <w:p>
+            <w:pPr>
+              <w:pStyle w:val="Tabla9"/>
+              <w:jc w:val="left"/>
+            </w:pPr>
+            <w:r>
+              <w:t xml:space="preserve">Compuerta C2 (convenios con partida); indicadores R5 e I2</w:t>
+            </w:r>
+          </w:p>
+        </w:tc>
+      </w:tr>
+      <w:tr>
+        <w:trPr>
+          <w:cantSplit/>
+        </w:trPr>
+        <w:tc>
+          <w:tcPr>
+            <w:tcW w:w="1840" w:type="dxa"/>
+          </w:tcPr>
+          <w:p>
+            <w:pPr>
+              <w:pStyle w:val="Tabla9"/>
+              <w:jc w:val="left"/>
+            </w:pPr>
+            <w:r>
+              <w:t xml:space="preserve">SC-5. Acceso y desempeño del modelo</w:t>
+            </w:r>
+          </w:p>
+        </w:tc>
+        <w:tc>
+          <w:tcPr>
+            <w:tcW w:w="2008" w:type="dxa"/>
+          </w:tcPr>
+          <w:p>
+            <w:pPr>
+              <w:pStyle w:val="Tabla9"/>
+              <w:jc w:val="left"/>
+            </w:pPr>
+            <w:r>
+              <w:t xml:space="preserve">Se miden al menos seis eventos válidos con acceso acordado y el modelo se calibra con polvo del territorio</w:t>
+            </w:r>
+          </w:p>
+        </w:tc>
+        <w:tc>
+          <w:tcPr>
+            <w:tcW w:w="2175" w:type="dxa"/>
+          </w:tcPr>
+          <w:p>
+            <w:pPr>
+              <w:pStyle w:val="Tabla9"/>
+              <w:jc w:val="left"/>
+            </w:pPr>
+            <w:r>
+              <w:t xml:space="preserve">El gemelo alcanza FAC2 ≥ 0,5 y sesgo fraccional absoluto ≤ 0,3 fuera de muestra</w:t>
+            </w:r>
+          </w:p>
+        </w:tc>
+        <w:tc>
+          <w:tcPr>
+            <w:tcW w:w="2008" w:type="dxa"/>
+          </w:tcPr>
+          <w:p>
+            <w:pPr>
+              <w:pStyle w:val="Tabla9"/>
+              <w:jc w:val="left"/>
+            </w:pPr>
+            <w:r>
+              <w:t xml:space="preserve">La emisión depende de la distancia y del viento y se contrasta con mediciones (Dorevitch et al., 2006). El modelo se evalúa con métricas estándar (Chang y Hanna, 2004)</w:t>
+            </w:r>
+          </w:p>
+        </w:tc>
+        <w:tc>
+          <w:tcPr>
+            <w:tcW w:w="1923" w:type="dxa"/>
+          </w:tcPr>
+          <w:p>
+            <w:pPr>
+              <w:pStyle w:val="Tabla9"/>
+              <w:jc w:val="left"/>
+            </w:pPr>
+            <w:r>
+              <w:t xml:space="preserve">Hitos H10 y H11; indicador R6</w:t>
+            </w:r>
+          </w:p>
+        </w:tc>
+      </w:tr>
+      <w:tr>
+        <w:trPr>
+          <w:cantSplit/>
+        </w:trPr>
+        <w:tc>
+          <w:tcPr>
+            <w:tcW w:w="1840" w:type="dxa"/>
+            <w:shd w:val="clear" w:color="auto" w:fill="F7F7F7"/>
+          </w:tcPr>
+          <w:p>
+            <w:pPr>
+              <w:pStyle w:val="Tabla9"/>
               <w:keepNext/>
               <w:jc w:val="left"/>
             </w:pPr>
             <w:r>
-              <w:t xml:space="preserve">SC-4. Custodia</w:t>
+              <w:t xml:space="preserve">SC-6. Uso de la evaluación previa</w:t>
             </w:r>
           </w:p>
         </w:tc>
@@ -38826,7 +38997,7 @@
               <w:jc w:val="left"/>
             </w:pPr>
             <w:r>
-              <w:t xml:space="preserve">Al menos un custodio por componente demuestra capacidad de absorción antes de cada tramo</w:t>
+              <w:t xml:space="preserve">La entidad territorial o el propietario solicitan la evaluación antes de demoler y la leen como insumo</w:t>
             </w:r>
           </w:p>
         </w:tc>
@@ -38842,7 +39013,7 @@
               <w:jc w:val="left"/>
             </w:pPr>
             <w:r>
-              <w:t xml:space="preserve">El servicio continúa después del mes 24 sin un receptor público único</w:t>
+              <w:t xml:space="preserve">Se entregan al menos 12 evaluaciones y las medidas sugeridas entran en la decisión</w:t>
             </w:r>
           </w:p>
         </w:tc>
@@ -38858,7 +39029,7 @@
               <w:jc w:val="left"/>
             </w:pPr>
             <w:r>
-              <w:t xml:space="preserve">Cada tramo exige presupuesto aprobado, personal designado y competencia jurídica documentada. Sin ellos rige la cláusula de apertura</w:t>
+              <w:t xml:space="preserve">Una estimación sin solicitante no modifica la decisión. El protocolo define quién solicita y cómo se usa</w:t>
             </w:r>
           </w:p>
         </w:tc>
@@ -38874,7 +39045,7 @@
               <w:jc w:val="left"/>
             </w:pPr>
             <w:r>
-              <w:t xml:space="preserve">Compuerta C2 (convenios con partida); indicadores R5 e I2</w:t>
+              <w:t xml:space="preserve">Hito H11, acta de adopción del protocolo e indicador R7</w:t>
             </w:r>
           </w:p>
         </w:tc>
@@ -38899,14 +39070,13 @@
       </w:r>
     </w:p>
     <w:bookmarkEnd w:id="71"/>
-    <w:bookmarkEnd w:id="72"/>
-    <w:bookmarkStart w:id="73" w:name="X533320311b97172f41bdada450a24b1a68fdf3e"/>
+    <w:bookmarkStart w:id="72" w:name="Xe6e2c87d2b010229c528c7d87c680260593d606"/>
     <w:p>
       <w:pPr>
-        <w:pStyle w:val="Heading2"/>
+        <w:pStyle w:val="Heading3"/>
       </w:pPr>
       <w:r>
-        <w:t xml:space="preserve">A.11. Límites, brechas y ruta de resolución</w:t>
+        <w:t xml:space="preserve">A.10.3 Teoría del cambio del módulo predictivo</w:t>
       </w:r>
     </w:p>
     <w:p>
@@ -38914,7 +39084,34 @@
         <w:pStyle w:val="FirstParagraph"/>
       </w:pPr>
       <w:r>
-        <w:t xml:space="preserve">El análisis tiene seis límites. Los 210 juicios son de formulación y ninguno fue adjudicado por un panel externo. Las fuentes primarias de los vínculos no se leyeron con localizador de página. La autorrevisión de las fichas no equivale a una revisión independiente. Los dominios admisibles expresan incertidumbre ordinal y no probabilidad. La estabilidad observada de los rangos no demuestra convergencia dinámica. Y las posiciones dependen de la definición de las variables y de tres ambigüedades del diccionario.</w:t>
+        <w:t xml:space="preserve">El módulo predictivo no integra el modelo estructural de quince variables, porque no actúa sobre el error de medición. Su cadena tiene cinco eslabones. Los datos de entrada son la geometría, el material, el método y la meteorología. Los modelos de emisión y de dispersión producen una estimación con su incertidumbre. La evaluación previa la compara con los valores guía y con escenarios de control. La entidad territorial decide el método y las medidas. La exposición real depende de lo que ejecute la obra.</w:t>
+      </w:r>
+    </w:p>
+    <w:p>
+      <w:pPr>
+        <w:pStyle w:val="BodyText"/>
+      </w:pPr>
+      <w:r>
+        <w:t xml:space="preserve">La rendición de cuentas llega hasta los resultados R6 y R7. El desempeño del modelo y la entrega de las evaluaciones dependen del proyecto. La decisión de la entidad y la reducción real de la exposición quedan sobre el techo, porque dependen de terceros. El proyecto no estima efectos en la salud. El efecto esperado de una medida de control es un supuesto mientras una campaña no lo verifique. Los supuestos SC-5 y SC-6 de la Tabla A.30 fijan las condiciones de la cadena y los hitos H10 y H11 las verifican.</w:t>
+      </w:r>
+    </w:p>
+    <w:bookmarkEnd w:id="72"/>
+    <w:bookmarkEnd w:id="73"/>
+    <w:bookmarkStart w:id="74" w:name="X533320311b97172f41bdada450a24b1a68fdf3e"/>
+    <w:p>
+      <w:pPr>
+        <w:pStyle w:val="Heading2"/>
+      </w:pPr>
+      <w:r>
+        <w:t xml:space="preserve">A.11. Límites, brechas y ruta de resolución</w:t>
+      </w:r>
+    </w:p>
+    <w:p>
+      <w:pPr>
+        <w:pStyle w:val="FirstParagraph"/>
+      </w:pPr>
+      <w:r>
+        <w:t xml:space="preserve">El análisis tiene siete límites. Los 210 juicios son de formulación y ninguno fue adjudicado por un panel externo. Las fuentes primarias de los vínculos no se leyeron con localizador de página. La autorrevisión de las fichas no equivale a una revisión independiente. Los dominios admisibles expresan incertidumbre ordinal y no probabilidad. La estabilidad observada de los rangos no demuestra convergencia dinámica. Las posiciones dependen de la definición de las variables y de tres ambigüedades del diccionario. Y el módulo predictivo se trata con una teoría del cambio y no con una matriz.</w:t>
       </w:r>
     </w:p>
     <w:p>
@@ -38971,9 +39168,9 @@
       </w:tblPr>
       <w:tblGrid>
         <w:gridCol w:w="2654"/>
-        <w:gridCol w:w="2488"/>
-        <w:gridCol w:w="2821"/>
-        <w:gridCol w:w="1991"/>
+        <w:gridCol w:w="2406"/>
+        <w:gridCol w:w="2820"/>
+        <w:gridCol w:w="2074"/>
       </w:tblGrid>
       <w:tr>
         <w:trPr>
@@ -39005,7 +39202,7 @@
         </w:tc>
         <w:tc>
           <w:tcPr>
-            <w:tcW w:w="2488" w:type="dxa"/>
+            <w:tcW w:w="2406" w:type="dxa"/>
             <w:tcBorders>
               <w:bottom w:val="single" w:sz="12" w:space="0" w:color="6699CC"/>
             </w:tcBorders>
@@ -39027,7 +39224,7 @@
         </w:tc>
         <w:tc>
           <w:tcPr>
-            <w:tcW w:w="2821" w:type="dxa"/>
+            <w:tcW w:w="2820" w:type="dxa"/>
             <w:tcBorders>
               <w:bottom w:val="single" w:sz="12" w:space="0" w:color="6699CC"/>
             </w:tcBorders>
@@ -39049,7 +39246,7 @@
         </w:tc>
         <w:tc>
           <w:tcPr>
-            <w:tcW w:w="1991" w:type="dxa"/>
+            <w:tcW w:w="2074" w:type="dxa"/>
             <w:tcBorders>
               <w:bottom w:val="single" w:sz="12" w:space="0" w:color="6699CC"/>
             </w:tcBorders>
@@ -39090,7 +39287,7 @@
         </w:tc>
         <w:tc>
           <w:tcPr>
-            <w:tcW w:w="2488" w:type="dxa"/>
+            <w:tcW w:w="2406" w:type="dxa"/>
           </w:tcPr>
           <w:p>
             <w:pPr>
@@ -39104,7 +39301,7 @@
         </w:tc>
         <w:tc>
           <w:tcPr>
-            <w:tcW w:w="2821" w:type="dxa"/>
+            <w:tcW w:w="2820" w:type="dxa"/>
           </w:tcPr>
           <w:p>
             <w:pPr>
@@ -39118,7 +39315,7 @@
         </w:tc>
         <w:tc>
           <w:tcPr>
-            <w:tcW w:w="1991" w:type="dxa"/>
+            <w:tcW w:w="2074" w:type="dxa"/>
           </w:tcPr>
           <w:p>
             <w:pPr>
@@ -39152,7 +39349,7 @@
         </w:tc>
         <w:tc>
           <w:tcPr>
-            <w:tcW w:w="2488" w:type="dxa"/>
+            <w:tcW w:w="2406" w:type="dxa"/>
             <w:shd w:val="clear" w:color="auto" w:fill="F7F7F7"/>
           </w:tcPr>
           <w:p>
@@ -39167,7 +39364,7 @@
         </w:tc>
         <w:tc>
           <w:tcPr>
-            <w:tcW w:w="2821" w:type="dxa"/>
+            <w:tcW w:w="2820" w:type="dxa"/>
             <w:shd w:val="clear" w:color="auto" w:fill="F7F7F7"/>
           </w:tcPr>
           <w:p>
@@ -39182,7 +39379,7 @@
         </w:tc>
         <w:tc>
           <w:tcPr>
-            <w:tcW w:w="1991" w:type="dxa"/>
+            <w:tcW w:w="2074" w:type="dxa"/>
             <w:shd w:val="clear" w:color="auto" w:fill="F7F7F7"/>
           </w:tcPr>
           <w:p>
@@ -39216,7 +39413,7 @@
         </w:tc>
         <w:tc>
           <w:tcPr>
-            <w:tcW w:w="2488" w:type="dxa"/>
+            <w:tcW w:w="2406" w:type="dxa"/>
           </w:tcPr>
           <w:p>
             <w:pPr>
@@ -39230,7 +39427,7 @@
         </w:tc>
         <w:tc>
           <w:tcPr>
-            <w:tcW w:w="2821" w:type="dxa"/>
+            <w:tcW w:w="2820" w:type="dxa"/>
           </w:tcPr>
           <w:p>
             <w:pPr>
@@ -39244,7 +39441,7 @@
         </w:tc>
         <w:tc>
           <w:tcPr>
-            <w:tcW w:w="1991" w:type="dxa"/>
+            <w:tcW w:w="2074" w:type="dxa"/>
           </w:tcPr>
           <w:p>
             <w:pPr>
@@ -39278,7 +39475,7 @@
         </w:tc>
         <w:tc>
           <w:tcPr>
-            <w:tcW w:w="2488" w:type="dxa"/>
+            <w:tcW w:w="2406" w:type="dxa"/>
             <w:shd w:val="clear" w:color="auto" w:fill="F7F7F7"/>
           </w:tcPr>
           <w:p>
@@ -39293,7 +39490,7 @@
         </w:tc>
         <w:tc>
           <w:tcPr>
-            <w:tcW w:w="2821" w:type="dxa"/>
+            <w:tcW w:w="2820" w:type="dxa"/>
             <w:shd w:val="clear" w:color="auto" w:fill="F7F7F7"/>
           </w:tcPr>
           <w:p>
@@ -39308,7 +39505,7 @@
         </w:tc>
         <w:tc>
           <w:tcPr>
-            <w:tcW w:w="1991" w:type="dxa"/>
+            <w:tcW w:w="2074" w:type="dxa"/>
             <w:shd w:val="clear" w:color="auto" w:fill="F7F7F7"/>
           </w:tcPr>
           <w:p>
@@ -39342,7 +39539,7 @@
         </w:tc>
         <w:tc>
           <w:tcPr>
-            <w:tcW w:w="2488" w:type="dxa"/>
+            <w:tcW w:w="2406" w:type="dxa"/>
           </w:tcPr>
           <w:p>
             <w:pPr>
@@ -39356,7 +39553,7 @@
         </w:tc>
         <w:tc>
           <w:tcPr>
-            <w:tcW w:w="2821" w:type="dxa"/>
+            <w:tcW w:w="2820" w:type="dxa"/>
           </w:tcPr>
           <w:p>
             <w:pPr>
@@ -39370,7 +39567,7 @@
         </w:tc>
         <w:tc>
           <w:tcPr>
-            <w:tcW w:w="1991" w:type="dxa"/>
+            <w:tcW w:w="2074" w:type="dxa"/>
           </w:tcPr>
           <w:p>
             <w:pPr>
@@ -39404,7 +39601,7 @@
         </w:tc>
         <w:tc>
           <w:tcPr>
-            <w:tcW w:w="2488" w:type="dxa"/>
+            <w:tcW w:w="2406" w:type="dxa"/>
             <w:shd w:val="clear" w:color="auto" w:fill="F7F7F7"/>
           </w:tcPr>
           <w:p>
@@ -39419,7 +39616,7 @@
         </w:tc>
         <w:tc>
           <w:tcPr>
-            <w:tcW w:w="2821" w:type="dxa"/>
+            <w:tcW w:w="2820" w:type="dxa"/>
             <w:shd w:val="clear" w:color="auto" w:fill="F7F7F7"/>
           </w:tcPr>
           <w:p>
@@ -39434,7 +39631,7 @@
         </w:tc>
         <w:tc>
           <w:tcPr>
-            <w:tcW w:w="1991" w:type="dxa"/>
+            <w:tcW w:w="2074" w:type="dxa"/>
             <w:shd w:val="clear" w:color="auto" w:fill="F7F7F7"/>
           </w:tcPr>
           <w:p>
@@ -39462,41 +39659,41 @@
               <w:jc w:val="left"/>
             </w:pPr>
             <w:r>
-              <w:t xml:space="preserve">Población expuesta y carga de morbilidad sin variable de resultado</w:t>
-            </w:r>
-          </w:p>
-        </w:tc>
-        <w:tc>
-          <w:tcPr>
-            <w:tcW w:w="2488" w:type="dxa"/>
-          </w:tcPr>
-          <w:p>
-            <w:pPr>
-              <w:pStyle w:val="Tabla9"/>
-              <w:jc w:val="left"/>
-            </w:pPr>
-            <w:r>
-              <w:t xml:space="preserve">El modelo no alcanza la protección de las personas</w:t>
-            </w:r>
-          </w:p>
-        </w:tc>
-        <w:tc>
-          <w:tcPr>
-            <w:tcW w:w="2821" w:type="dxa"/>
-          </w:tcPr>
-          <w:p>
-            <w:pPr>
-              <w:pStyle w:val="Tabla9"/>
-              <w:jc w:val="left"/>
-            </w:pPr>
-            <w:r>
-              <w:t xml:space="preserve">Documentar la población en la sección 11 y mantener la morbilidad como hipótesis</w:t>
-            </w:r>
-          </w:p>
-        </w:tc>
-        <w:tc>
-          <w:tcPr>
-            <w:tcW w:w="1991" w:type="dxa"/>
+              <w:t xml:space="preserve">Gemelo predictivo sin evaluación con eventos reales al formular el proyecto</w:t>
+            </w:r>
+          </w:p>
+        </w:tc>
+        <w:tc>
+          <w:tcPr>
+            <w:tcW w:w="2406" w:type="dxa"/>
+          </w:tcPr>
+          <w:p>
+            <w:pPr>
+              <w:pStyle w:val="Tabla9"/>
+              <w:jc w:val="left"/>
+            </w:pPr>
+            <w:r>
+              <w:t xml:space="preserve">El desempeño del modelo y su dominio de validez no se conocen</w:t>
+            </w:r>
+          </w:p>
+        </w:tc>
+        <w:tc>
+          <w:tcPr>
+            <w:tcW w:w="2820" w:type="dxa"/>
+          </w:tcPr>
+          <w:p>
+            <w:pPr>
+              <w:pStyle w:val="Tabla9"/>
+              <w:jc w:val="left"/>
+            </w:pPr>
+            <w:r>
+              <w:t xml:space="preserve">Validar con al menos seis eventos y declarar el dominio (actividad 1.7)</w:t>
+            </w:r>
+          </w:p>
+        </w:tc>
+        <w:tc>
+          <w:tcPr>
+            <w:tcW w:w="2074" w:type="dxa"/>
           </w:tcPr>
           <w:p>
             <w:pPr>
@@ -39521,6 +39718,132 @@
           <w:p>
             <w:pPr>
               <w:pStyle w:val="Tabla9"/>
+              <w:jc w:val="left"/>
+            </w:pPr>
+            <w:r>
+              <w:t xml:space="preserve">Efecto de las medidas de control sin evidencia local</w:t>
+            </w:r>
+          </w:p>
+        </w:tc>
+        <w:tc>
+          <w:tcPr>
+            <w:tcW w:w="2406" w:type="dxa"/>
+            <w:shd w:val="clear" w:color="auto" w:fill="F7F7F7"/>
+          </w:tcPr>
+          <w:p>
+            <w:pPr>
+              <w:pStyle w:val="Tabla9"/>
+              <w:jc w:val="left"/>
+            </w:pPr>
+            <w:r>
+              <w:t xml:space="preserve">Las reducciones de emisión son supuestos</w:t>
+            </w:r>
+          </w:p>
+        </w:tc>
+        <w:tc>
+          <w:tcPr>
+            <w:tcW w:w="2820" w:type="dxa"/>
+            <w:shd w:val="clear" w:color="auto" w:fill="F7F7F7"/>
+          </w:tcPr>
+          <w:p>
+            <w:pPr>
+              <w:pStyle w:val="Tabla9"/>
+              <w:jc w:val="left"/>
+            </w:pPr>
+            <w:r>
+              <w:t xml:space="preserve">Medir el efecto cuando el contratista aplique la medida durante una campaña</w:t>
+            </w:r>
+          </w:p>
+        </w:tc>
+        <w:tc>
+          <w:tcPr>
+            <w:tcW w:w="2074" w:type="dxa"/>
+            <w:shd w:val="clear" w:color="auto" w:fill="F7F7F7"/>
+          </w:tcPr>
+          <w:p>
+            <w:pPr>
+              <w:pStyle w:val="Tabla9"/>
+              <w:jc w:val="left"/>
+            </w:pPr>
+            <w:r>
+              <w:t xml:space="preserve">Universidad y contratistas</w:t>
+            </w:r>
+          </w:p>
+        </w:tc>
+      </w:tr>
+      <w:tr>
+        <w:trPr>
+          <w:cantSplit/>
+        </w:trPr>
+        <w:tc>
+          <w:tcPr>
+            <w:tcW w:w="2654" w:type="dxa"/>
+          </w:tcPr>
+          <w:p>
+            <w:pPr>
+              <w:pStyle w:val="Tabla9"/>
+              <w:jc w:val="left"/>
+            </w:pPr>
+            <w:r>
+              <w:t xml:space="preserve">Población expuesta y carga de morbilidad sin variable de resultado</w:t>
+            </w:r>
+          </w:p>
+        </w:tc>
+        <w:tc>
+          <w:tcPr>
+            <w:tcW w:w="2406" w:type="dxa"/>
+          </w:tcPr>
+          <w:p>
+            <w:pPr>
+              <w:pStyle w:val="Tabla9"/>
+              <w:jc w:val="left"/>
+            </w:pPr>
+            <w:r>
+              <w:t xml:space="preserve">El modelo no alcanza la protección de las personas</w:t>
+            </w:r>
+          </w:p>
+        </w:tc>
+        <w:tc>
+          <w:tcPr>
+            <w:tcW w:w="2820" w:type="dxa"/>
+          </w:tcPr>
+          <w:p>
+            <w:pPr>
+              <w:pStyle w:val="Tabla9"/>
+              <w:jc w:val="left"/>
+            </w:pPr>
+            <w:r>
+              <w:t xml:space="preserve">Documentar la población en la sección 11 y mantener la morbilidad como hipótesis</w:t>
+            </w:r>
+          </w:p>
+        </w:tc>
+        <w:tc>
+          <w:tcPr>
+            <w:tcW w:w="2074" w:type="dxa"/>
+          </w:tcPr>
+          <w:p>
+            <w:pPr>
+              <w:pStyle w:val="Tabla9"/>
+              <w:jc w:val="left"/>
+            </w:pPr>
+            <w:r>
+              <w:t xml:space="preserve">Universidad</w:t>
+            </w:r>
+          </w:p>
+        </w:tc>
+      </w:tr>
+      <w:tr>
+        <w:trPr>
+          <w:cantSplit/>
+        </w:trPr>
+        <w:tc>
+          <w:tcPr>
+            <w:tcW w:w="2654" w:type="dxa"/>
+            <w:shd w:val="clear" w:color="auto" w:fill="F7F7F7"/>
+          </w:tcPr>
+          <w:p>
+            <w:pPr>
+              <w:pStyle w:val="Tabla9"/>
               <w:keepNext/>
               <w:jc w:val="left"/>
             </w:pPr>
@@ -39531,7 +39854,7 @@
         </w:tc>
         <w:tc>
           <w:tcPr>
-            <w:tcW w:w="2488" w:type="dxa"/>
+            <w:tcW w:w="2406" w:type="dxa"/>
             <w:shd w:val="clear" w:color="auto" w:fill="F7F7F7"/>
           </w:tcPr>
           <w:p>
@@ -39547,7 +39870,7 @@
         </w:tc>
         <w:tc>
           <w:tcPr>
-            <w:tcW w:w="2821" w:type="dxa"/>
+            <w:tcW w:w="2820" w:type="dxa"/>
             <w:shd w:val="clear" w:color="auto" w:fill="F7F7F7"/>
           </w:tcPr>
           <w:p>
@@ -39563,7 +39886,7 @@
         </w:tc>
         <w:tc>
           <w:tcPr>
-            <w:tcW w:w="1991" w:type="dxa"/>
+            <w:tcW w:w="2074" w:type="dxa"/>
             <w:shd w:val="clear" w:color="auto" w:fill="F7F7F7"/>
           </w:tcPr>
           <w:p>
@@ -39605,9 +39928,9 @@
         <w:t xml:space="preserve">Las mediciones del tramo 1, disponibles en el mes 12, aportan la primera línea base de error con una referencia independiente. Con ellas se actualizan los vínculos que involucran a V06 y se repite el análisis de A.4 a A.6. El equipo formulador conserva las 105 fichas, las matrices de cada escenario y las potencias exactas, y las entrega al evaluador que las solicite.</w:t>
       </w:r>
     </w:p>
-    <w:bookmarkEnd w:id="73"/>
     <w:bookmarkEnd w:id="74"/>
-    <w:bookmarkStart w:id="75" w:name="referencias-del-anexo-a"/>
+    <w:bookmarkEnd w:id="75"/>
+    <w:bookmarkStart w:id="76" w:name="referencias-del-anexo-a"/>
     <w:p>
       <w:pPr>
         <w:pStyle w:val="Heading1"/>
@@ -39621,7 +39944,7 @@
         <w:pStyle w:val="FirstParagraph"/>
       </w:pPr>
       <w:r>
-        <w:t xml:space="preserve">La lista reúne las 20 fuentes que el anexo cita, ordenadas alfabéticamente según las normas APA 7. Cada cita del texto tiene su referencia en la lista, y cada referencia tiene al menos una cita en el texto. Las leyes, los decretos y los documentos de política se nombran en el texto por su denominación y se listan con la entidad que los expide.</w:t>
+        <w:t xml:space="preserve">La lista reúne las 22 fuentes que el anexo cita, ordenadas alfabéticamente según las normas APA 7. Cada cita del texto tiene su referencia en la lista, y cada referencia tiene al menos una cita en el texto. Las leyes, los decretos y los documentos de política se nombran en el texto por su denominación y se listan con la entidad que los expide.</w:t>
       </w:r>
     </w:p>
     <w:p>
@@ -39695,6 +40018,27 @@
         <w:pStyle w:val="Referencia"/>
       </w:pPr>
       <w:r>
+        <w:t xml:space="preserve">Chang, J. C., y Hanna, S. R. (2004). Air quality model performance evaluation.</w:t>
+      </w:r>
+      <w:r>
+        <w:t xml:space="preserve"> </w:t>
+      </w:r>
+      <w:r>
+        <w:rPr>
+          <w:i/>
+          <w:iCs/>
+        </w:rPr>
+        <w:t xml:space="preserve">Meteorology and Atmospheric Physics, 87</w:t>
+      </w:r>
+      <w:r>
+        <w:t xml:space="preserve">(1–3), 167–196. https://doi.org/10.1007/s00703-003-0070-7</w:t>
+      </w:r>
+    </w:p>
+    <w:p>
+      <w:pPr>
+        <w:pStyle w:val="Referencia"/>
+      </w:pPr>
+      <w:r>
         <w:t xml:space="preserve">Congreso de la República de Colombia. (2012, 24 de abril).</w:t>
       </w:r>
       <w:r>
@@ -39716,6 +40060,27 @@
         <w:pStyle w:val="Referencia"/>
       </w:pPr>
       <w:r>
+        <w:t xml:space="preserve">Dorevitch, S., Demirtas, H., Persky, V. W., Erdal, S., Conroy, L., Schoonover, T., y Scheff, P. A. (2006). Demolition of high-rise public housing increases particulate matter air pollution in communities of high-risk asthmatics.</w:t>
+      </w:r>
+      <w:r>
+        <w:t xml:space="preserve"> </w:t>
+      </w:r>
+      <w:r>
+        <w:rPr>
+          <w:i/>
+          <w:iCs/>
+        </w:rPr>
+        <w:t xml:space="preserve">Journal of the Air &amp; Waste Management Association, 56</w:t>
+      </w:r>
+      <w:r>
+        <w:t xml:space="preserve">(7), 1022–1032. https://doi.org/10.1080/10473289.2006.10464504</w:t>
+      </w:r>
+    </w:p>
+    <w:p>
+      <w:pPr>
+        <w:pStyle w:val="Referencia"/>
+      </w:pPr>
+      <w:r>
         <w:t xml:space="preserve">Equipo formulador. (2026).</w:t>
       </w:r>
       <w:r>
@@ -40056,7 +40421,7 @@
         <w:t xml:space="preserve">. Chapman &amp; Hall.</w:t>
       </w:r>
     </w:p>
-    <w:bookmarkEnd w:id="75"/>
+    <w:bookmarkEnd w:id="76"/>
     <w:sectPr>
       <w:headerReference r:id="rId9" w:type="default"/>
       <w:footerReference r:id="rId10" w:type="default"/>
